--- a/downloads/intro-transcript-outro/30_E19.docx
+++ b/downloads/intro-transcript-outro/30_E19.docx
@@ -34,7 +34,23 @@
         <w:rPr>
           <w:color w:val="2EAF7D"/>
         </w:rPr>
-        <w:t xml:space="preserve">Arielle sur le financement Deep Tech : ce n’est pas « trouver de l’argent », c’est financer la réduction des risques. Chiffre d’affaires, non-dilutif, dilutif.</w:t>
+        <w:t xml:space="preserve">Antoine a cadré l’équipe. Arielle ouvre le compte : résultat scientifique vers entreprise, barrières à l’entrée, puis les sources.</w:t>
+      </w:r>
+    </w:p>
+    <w:p>
+      <w:r>
+        <w:rPr>
+          <w:color w:val="2EAF7D"/>
+        </w:rPr>
+        <w:t xml:space="preserve">Vous connaissez déjà non-dilutif et dilutif. Écoutez l’ordre : d’abord un client qui paie — chiffre d’affaires, preuve de marché — puis subventions, prêts, puis capitaux contre des parts.</w:t>
+      </w:r>
+    </w:p>
+    <w:p>
+      <w:r>
+        <w:rPr>
+          <w:color w:val="2EAF7D"/>
+        </w:rPr>
+        <w:t xml:space="preserve">Et le pacte d’associés, à revoir dès que des investisseurs arrivent.</w:t>
       </w:r>
     </w:p>
     <w:p>
@@ -416,7 +432,15 @@
         <w:rPr>
           <w:color w:val="F48C2E"/>
         </w:rPr>
-        <w:t xml:space="preserve">Les sources se combinent. Le pacte d’associés se revoit à l’arrivée d’investisseurs : gouvernance, départ, sortie.</w:t>
+        <w:t xml:space="preserve">Les sources se combinent. Le pacte se revisite.</w:t>
+      </w:r>
+    </w:p>
+    <w:p>
+      <w:r>
+        <w:rPr>
+          <w:color w:val="F48C2E"/>
+        </w:rPr>
+        <w:t xml:space="preserve">Le module 5 rentre dans le métier : comment tenir laboratoire et engagement, comment innover s’apprend — TRL, pivot, MVP — sans tout quitter.</w:t>
       </w:r>
     </w:p>
     <w:sectPr>
